--- a/excel report.docx
+++ b/excel report.docx
@@ -334,27 +334,41 @@
           <w:sz w:val="24"/>
           <w:u w:val="none"/>
         </w:rPr>
-        <w:t xml:space="preserve">Baljinder </w:t>
-      </w:r>
-      <w:proofErr w:type="spellStart"/>
-      <w:proofErr w:type="gramStart"/>
+        <w:t xml:space="preserve">Ms.  </w:t>
+      </w:r>
       <w:r>
         <w:rPr>
           <w:i w:val="0"/>
           <w:sz w:val="24"/>
           <w:u w:val="none"/>
         </w:rPr>
-        <w:t>kaur</w:t>
-      </w:r>
-      <w:proofErr w:type="spellEnd"/>
+        <w:t xml:space="preserve">Baljinder </w:t>
+      </w:r>
       <w:r>
         <w:rPr>
           <w:i w:val="0"/>
           <w:sz w:val="24"/>
           <w:u w:val="none"/>
         </w:rPr>
-        <w:t xml:space="preserve"> .</w:t>
-      </w:r>
+        <w:t>K</w:t>
+      </w:r>
+      <w:r>
+        <w:rPr>
+          <w:i w:val="0"/>
+          <w:sz w:val="24"/>
+          <w:u w:val="none"/>
+        </w:rPr>
+        <w:t>aur.</w:t>
+      </w:r>
+      <w:r>
+        <w:rPr>
+          <w:i w:val="0"/>
+          <w:sz w:val="24"/>
+          <w:u w:val="none"/>
+        </w:rPr>
+        <w:t xml:space="preserve"> </w:t>
+      </w:r>
+      <w:proofErr w:type="gramStart"/>
       <w:r>
         <w:rPr>
           <w:i w:val="0"/>
@@ -2637,7 +2651,7 @@
       <w:r>
         <w:t xml:space="preserve">et link: </w:t>
       </w:r>
-      <w:hyperlink r:id="rId5" w:history="1">
+      <w:hyperlink r:id="rId7" w:history="1">
         <w:r>
           <w:rPr>
             <w:rStyle w:val="Hyperlink"/>
@@ -5361,7 +5375,7 @@
       <w:r>
         <w:t xml:space="preserve">Rainfall data set from 1901 to 2021.Retrieved from: </w:t>
       </w:r>
-      <w:hyperlink r:id="rId6" w:history="1">
+      <w:hyperlink r:id="rId8" w:history="1">
         <w:r>
           <w:rPr>
             <w:rStyle w:val="Hyperlink"/>
@@ -5402,131 +5416,136 @@
           <w:sz w:val="24"/>
         </w:rPr>
       </w:pPr>
-      <w:r>
-        <w:rPr>
-          <w:b w:val="0"/>
-          <w:bCs/>
-          <w:sz w:val="24"/>
-        </w:rPr>
-        <w:t>https://www.linkedin.com/posts/vatam-prudvi-swar-reddy-b52653297_i-am-here-to-analyze-a-rainfall-data-set-activity-7316409361088589825-ks1i?utm_source=share&amp;utm_medium=member_desktop&amp;rcm=ACoAAEfSJ64B8l1YMM_oMX3V6LbgvhdaSiCXj-0</w:t>
-      </w:r>
-      <w:r>
-        <w:rPr>
-          <w:rFonts w:ascii="Calibri" w:eastAsia="Calibri" w:hAnsi="Calibri" w:cs="Calibri"/>
-          <w:b w:val="0"/>
-          <w:bCs/>
-          <w:noProof/>
-          <w:sz w:val="24"/>
-        </w:rPr>
-        <mc:AlternateContent>
-          <mc:Choice Requires="wpg">
-            <w:drawing>
-              <wp:anchor distT="0" distB="0" distL="114300" distR="114300" simplePos="0" relativeHeight="251663360" behindDoc="0" locked="0" layoutInCell="1" allowOverlap="1" wp14:anchorId="6140F0C0" wp14:editId="1360DF8D">
-                <wp:simplePos x="0" y="0"/>
-                <wp:positionH relativeFrom="page">
-                  <wp:posOffset>540385</wp:posOffset>
-                </wp:positionH>
-                <wp:positionV relativeFrom="page">
-                  <wp:posOffset>9669145</wp:posOffset>
-                </wp:positionV>
-                <wp:extent cx="1822958" cy="16764"/>
-                <wp:effectExtent l="0" t="0" r="0" b="0"/>
-                <wp:wrapTopAndBottom/>
-                <wp:docPr id="821644116" name="Group 821644116"/>
-                <wp:cNvGraphicFramePr/>
-                <a:graphic xmlns:a="http://schemas.openxmlformats.org/drawingml/2006/main">
-                  <a:graphicData uri="http://schemas.microsoft.com/office/word/2010/wordprocessingGroup">
-                    <wpg:wgp>
-                      <wpg:cNvGrpSpPr/>
-                      <wpg:grpSpPr>
-                        <a:xfrm>
-                          <a:off x="0" y="0"/>
-                          <a:ext cx="1822958" cy="16764"/>
-                          <a:chOff x="0" y="0"/>
-                          <a:chExt cx="1822958" cy="16764"/>
-                        </a:xfrm>
-                      </wpg:grpSpPr>
-                      <wps:wsp>
-                        <wps:cNvPr id="1393763167" name="Shape 27066"/>
-                        <wps:cNvSpPr/>
-                        <wps:spPr>
+      <w:hyperlink r:id="rId9" w:history="1">
+        <w:r>
+          <w:rPr>
+            <w:rStyle w:val="Hyperlink"/>
+            <w:b w:val="0"/>
+            <w:bCs/>
+            <w:sz w:val="24"/>
+          </w:rPr>
+          <w:t>https://www.linkedin.com/posts/vatam-prudvi-swar-reddy-b52653297_i-am-here-to-analyze-a-rainfall-data-set-activity-7316409361088589825-ks1i?utm_source=share&amp;utm_medium=member_desktop&amp;rcm=ACoAAEfSJ64B8l1YMM_oMX3V6LbgvhdaSiCXj-0</w:t>
+        </w:r>
+        <w:r>
+          <w:rPr>
+            <w:rStyle w:val="Hyperlink"/>
+            <w:rFonts w:ascii="Calibri" w:eastAsia="Calibri" w:hAnsi="Calibri" w:cs="Calibri"/>
+            <w:b w:val="0"/>
+            <w:bCs/>
+            <w:noProof/>
+            <w:sz w:val="24"/>
+          </w:rPr>
+          <mc:AlternateContent>
+            <mc:Choice Requires="wpg">
+              <w:drawing>
+                <wp:anchor distT="0" distB="0" distL="114300" distR="114300" simplePos="0" relativeHeight="251663360" behindDoc="0" locked="0" layoutInCell="1" allowOverlap="1" wp14:anchorId="6140F0C0" wp14:editId="1360DF8D">
+                  <wp:simplePos x="0" y="0"/>
+                  <wp:positionH relativeFrom="page">
+                    <wp:posOffset>540385</wp:posOffset>
+                  </wp:positionH>
+                  <wp:positionV relativeFrom="page">
+                    <wp:posOffset>9669145</wp:posOffset>
+                  </wp:positionV>
+                  <wp:extent cx="1822958" cy="16764"/>
+                  <wp:effectExtent l="0" t="0" r="0" b="0"/>
+                  <wp:wrapTopAndBottom/>
+                  <wp:docPr id="821644116" name="Group 821644116"/>
+                  <wp:cNvGraphicFramePr/>
+                  <a:graphic xmlns:a="http://schemas.openxmlformats.org/drawingml/2006/main">
+                    <a:graphicData uri="http://schemas.microsoft.com/office/word/2010/wordprocessingGroup">
+                      <wpg:wgp>
+                        <wpg:cNvGrpSpPr/>
+                        <wpg:grpSpPr>
                           <a:xfrm>
                             <a:off x="0" y="0"/>
                             <a:ext cx="1822958" cy="16764"/>
+                            <a:chOff x="0" y="0"/>
+                            <a:chExt cx="1822958" cy="16764"/>
                           </a:xfrm>
-                          <a:custGeom>
-                            <a:avLst/>
-                            <a:gdLst/>
-                            <a:ahLst/>
-                            <a:cxnLst/>
-                            <a:rect l="0" t="0" r="0" b="0"/>
-                            <a:pathLst>
-                              <a:path w="1822958" h="16764">
-                                <a:moveTo>
-                                  <a:pt x="0" y="0"/>
-                                </a:moveTo>
-                                <a:lnTo>
-                                  <a:pt x="1822958" y="0"/>
-                                </a:lnTo>
-                                <a:lnTo>
-                                  <a:pt x="1822958" y="16764"/>
-                                </a:lnTo>
-                                <a:lnTo>
-                                  <a:pt x="0" y="16764"/>
-                                </a:lnTo>
-                                <a:lnTo>
-                                  <a:pt x="0" y="0"/>
-                                </a:lnTo>
-                              </a:path>
-                            </a:pathLst>
-                          </a:custGeom>
-                          <a:ln w="0" cap="sq">
-                            <a:bevel/>
-                          </a:ln>
-                        </wps:spPr>
-                        <wps:style>
-                          <a:lnRef idx="0">
-                            <a:srgbClr val="000000">
-                              <a:alpha val="0"/>
-                            </a:srgbClr>
-                          </a:lnRef>
-                          <a:fillRef idx="1">
-                            <a:srgbClr val="000000"/>
-                          </a:fillRef>
-                          <a:effectRef idx="0">
-                            <a:scrgbClr r="0" g="0" b="0"/>
-                          </a:effectRef>
-                          <a:fontRef idx="none"/>
-                        </wps:style>
-                        <wps:bodyPr/>
-                      </wps:wsp>
-                    </wpg:wgp>
-                  </a:graphicData>
-                </a:graphic>
-              </wp:anchor>
-            </w:drawing>
-          </mc:Choice>
-          <mc:Fallback>
-            <w:pict>
-              <v:group w14:anchorId="17962F3F" id="Group 821644116" o:spid="_x0000_s1026" style="position:absolute;margin-left:42.55pt;margin-top:761.35pt;width:143.55pt;height:1.3pt;z-index:251663360;mso-position-horizontal-relative:page;mso-position-vertical-relative:page" coordsize="18229,167" o:gfxdata="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">
-                <v:shape id="Shape 27066" o:spid="_x0000_s1027" style="position:absolute;width:18229;height:167;visibility:visible;mso-wrap-style:square;v-text-anchor:top" coordsize="1822958,16764" o:gfxdata="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" path="m,l1822958,r,16764l,16764,,e" fillcolor="black" stroked="f" strokeweight="0">
-                  <v:stroke joinstyle="bevel" endcap="square"/>
-                  <v:path arrowok="t" textboxrect="0,0,1822958,16764"/>
-                </v:shape>
-                <w10:wrap type="topAndBottom" anchorx="page" anchory="page"/>
-              </v:group>
-            </w:pict>
-          </mc:Fallback>
-        </mc:AlternateContent>
-      </w:r>
-      <w:r>
-        <w:rPr>
-          <w:b w:val="0"/>
-          <w:bCs/>
-          <w:sz w:val="24"/>
-        </w:rPr>
-        <w:t>Linkedin Upload Snapshot</w:t>
-      </w:r>
+                        </wpg:grpSpPr>
+                        <wps:wsp>
+                          <wps:cNvPr id="1393763167" name="Shape 27066"/>
+                          <wps:cNvSpPr/>
+                          <wps:spPr>
+                            <a:xfrm>
+                              <a:off x="0" y="0"/>
+                              <a:ext cx="1822958" cy="16764"/>
+                            </a:xfrm>
+                            <a:custGeom>
+                              <a:avLst/>
+                              <a:gdLst/>
+                              <a:ahLst/>
+                              <a:cxnLst/>
+                              <a:rect l="0" t="0" r="0" b="0"/>
+                              <a:pathLst>
+                                <a:path w="1822958" h="16764">
+                                  <a:moveTo>
+                                    <a:pt x="0" y="0"/>
+                                  </a:moveTo>
+                                  <a:lnTo>
+                                    <a:pt x="1822958" y="0"/>
+                                  </a:lnTo>
+                                  <a:lnTo>
+                                    <a:pt x="1822958" y="16764"/>
+                                  </a:lnTo>
+                                  <a:lnTo>
+                                    <a:pt x="0" y="16764"/>
+                                  </a:lnTo>
+                                  <a:lnTo>
+                                    <a:pt x="0" y="0"/>
+                                  </a:lnTo>
+                                </a:path>
+                              </a:pathLst>
+                            </a:custGeom>
+                            <a:ln w="0" cap="sq">
+                              <a:bevel/>
+                            </a:ln>
+                          </wps:spPr>
+                          <wps:style>
+                            <a:lnRef idx="0">
+                              <a:srgbClr val="000000">
+                                <a:alpha val="0"/>
+                              </a:srgbClr>
+                            </a:lnRef>
+                            <a:fillRef idx="1">
+                              <a:srgbClr val="000000"/>
+                            </a:fillRef>
+                            <a:effectRef idx="0">
+                              <a:scrgbClr r="0" g="0" b="0"/>
+                            </a:effectRef>
+                            <a:fontRef idx="none"/>
+                          </wps:style>
+                          <wps:bodyPr/>
+                        </wps:wsp>
+                      </wpg:wgp>
+                    </a:graphicData>
+                  </a:graphic>
+                </wp:anchor>
+              </w:drawing>
+            </mc:Choice>
+            <mc:Fallback>
+              <w:pict>
+                <v:group w14:anchorId="17962F3F" id="Group 821644116" o:spid="_x0000_s1026" style="position:absolute;margin-left:42.55pt;margin-top:761.35pt;width:143.55pt;height:1.3pt;z-index:251663360;mso-position-horizontal-relative:page;mso-position-vertical-relative:page" coordsize="18229,167" o:gfxdata="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">
+                  <v:shape id="Shape 27066" o:spid="_x0000_s1027" style="position:absolute;width:18229;height:167;visibility:visible;mso-wrap-style:square;v-text-anchor:top" coordsize="1822958,16764" o:gfxdata="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" path="m,l1822958,r,16764l,16764,,e" fillcolor="black" stroked="f" strokeweight="0">
+                    <v:stroke joinstyle="bevel" endcap="square"/>
+                    <v:path arrowok="t" textboxrect="0,0,1822958,16764"/>
+                  </v:shape>
+                  <w10:wrap type="topAndBottom" anchorx="page" anchory="page"/>
+                </v:group>
+              </w:pict>
+            </mc:Fallback>
+          </mc:AlternateContent>
+        </w:r>
+        <w:r>
+          <w:rPr>
+            <w:rStyle w:val="Hyperlink"/>
+            <w:b w:val="0"/>
+            <w:bCs/>
+            <w:sz w:val="24"/>
+          </w:rPr>
+          <w:t>Linkedin Upload Snapshot</w:t>
+        </w:r>
+      </w:hyperlink>
     </w:p>
     <w:p>
       <w:pPr>
@@ -5582,7 +5601,7 @@
                     <pic:cNvPicPr/>
                   </pic:nvPicPr>
                   <pic:blipFill>
-                    <a:blip r:embed="rId7">
+                    <a:blip r:embed="rId10">
                       <a:extLst>
                         <a:ext uri="{28A0092B-C50C-407E-A947-70E740481C1C}">
                           <a14:useLocalDpi xmlns:a14="http://schemas.microsoft.com/office/drawing/2010/main" val="0"/>
@@ -5657,7 +5676,7 @@
                     <pic:cNvPicPr/>
                   </pic:nvPicPr>
                   <pic:blipFill>
-                    <a:blip r:embed="rId8">
+                    <a:blip r:embed="rId11">
                       <a:extLst>
                         <a:ext uri="{28A0092B-C50C-407E-A947-70E740481C1C}">
                           <a14:useLocalDpi xmlns:a14="http://schemas.microsoft.com/office/drawing/2010/main" val="0"/>
@@ -5756,7 +5775,7 @@
                     <pic:cNvPicPr/>
                   </pic:nvPicPr>
                   <pic:blipFill>
-                    <a:blip r:embed="rId9">
+                    <a:blip r:embed="rId12">
                       <a:extLst>
                         <a:ext uri="{28A0092B-C50C-407E-A947-70E740481C1C}">
                           <a14:useLocalDpi xmlns:a14="http://schemas.microsoft.com/office/drawing/2010/main" val="0"/>
@@ -5863,7 +5882,7 @@
                     <pic:cNvPicPr/>
                   </pic:nvPicPr>
                   <pic:blipFill>
-                    <a:blip r:embed="rId10">
+                    <a:blip r:embed="rId13">
                       <a:extLst>
                         <a:ext uri="{28A0092B-C50C-407E-A947-70E740481C1C}">
                           <a14:useLocalDpi xmlns:a14="http://schemas.microsoft.com/office/drawing/2010/main" val="0"/>
@@ -6057,7 +6076,7 @@
                     <pic:cNvPicPr/>
                   </pic:nvPicPr>
                   <pic:blipFill>
-                    <a:blip r:embed="rId11">
+                    <a:blip r:embed="rId14">
                       <a:extLst>
                         <a:ext uri="{28A0092B-C50C-407E-A947-70E740481C1C}">
                           <a14:useLocalDpi xmlns:a14="http://schemas.microsoft.com/office/drawing/2010/main" val="0"/>
@@ -6201,7 +6220,7 @@
                     <pic:cNvPicPr/>
                   </pic:nvPicPr>
                   <pic:blipFill>
-                    <a:blip r:embed="rId12">
+                    <a:blip r:embed="rId15">
                       <a:extLst>
                         <a:ext uri="{28A0092B-C50C-407E-A947-70E740481C1C}">
                           <a14:useLocalDpi xmlns:a14="http://schemas.microsoft.com/office/drawing/2010/main" val="0"/>
@@ -6395,7 +6414,7 @@
                     <pic:cNvPicPr/>
                   </pic:nvPicPr>
                   <pic:blipFill>
-                    <a:blip r:embed="rId13">
+                    <a:blip r:embed="rId16">
                       <a:extLst>
                         <a:ext uri="{28A0092B-C50C-407E-A947-70E740481C1C}">
                           <a14:useLocalDpi xmlns:a14="http://schemas.microsoft.com/office/drawing/2010/main" val="0"/>
@@ -6523,7 +6542,7 @@
                     <pic:cNvPicPr/>
                   </pic:nvPicPr>
                   <pic:blipFill>
-                    <a:blip r:embed="rId14">
+                    <a:blip r:embed="rId17">
                       <a:extLst>
                         <a:ext uri="{28A0092B-C50C-407E-A947-70E740481C1C}">
                           <a14:useLocalDpi xmlns:a14="http://schemas.microsoft.com/office/drawing/2010/main" val="0"/>
@@ -6595,7 +6614,7 @@
                     <pic:cNvPicPr/>
                   </pic:nvPicPr>
                   <pic:blipFill>
-                    <a:blip r:embed="rId15">
+                    <a:blip r:embed="rId18">
                       <a:extLst>
                         <a:ext uri="{28A0092B-C50C-407E-A947-70E740481C1C}">
                           <a14:useLocalDpi xmlns:a14="http://schemas.microsoft.com/office/drawing/2010/main" val="0"/>
@@ -6657,7 +6676,7 @@
                     <pic:cNvPicPr/>
                   </pic:nvPicPr>
                   <pic:blipFill>
-                    <a:blip r:embed="rId16">
+                    <a:blip r:embed="rId19">
                       <a:extLst>
                         <a:ext uri="{28A0092B-C50C-407E-A947-70E740481C1C}">
                           <a14:useLocalDpi xmlns:a14="http://schemas.microsoft.com/office/drawing/2010/main" val="0"/>
@@ -6765,7 +6784,7 @@
                     <pic:cNvPicPr/>
                   </pic:nvPicPr>
                   <pic:blipFill>
-                    <a:blip r:embed="rId17">
+                    <a:blip r:embed="rId20">
                       <a:extLst>
                         <a:ext uri="{28A0092B-C50C-407E-A947-70E740481C1C}">
                           <a14:useLocalDpi xmlns:a14="http://schemas.microsoft.com/office/drawing/2010/main" val="0"/>
@@ -6835,7 +6854,7 @@
                     <pic:cNvPicPr/>
                   </pic:nvPicPr>
                   <pic:blipFill>
-                    <a:blip r:embed="rId18">
+                    <a:blip r:embed="rId21">
                       <a:extLst>
                         <a:ext uri="{28A0092B-C50C-407E-A947-70E740481C1C}">
                           <a14:useLocalDpi xmlns:a14="http://schemas.microsoft.com/office/drawing/2010/main" val="0"/>
@@ -6923,7 +6942,7 @@
                     <pic:cNvPicPr/>
                   </pic:nvPicPr>
                   <pic:blipFill>
-                    <a:blip r:embed="rId19">
+                    <a:blip r:embed="rId22">
                       <a:extLst>
                         <a:ext uri="{28A0092B-C50C-407E-A947-70E740481C1C}">
                           <a14:useLocalDpi xmlns:a14="http://schemas.microsoft.com/office/drawing/2010/main" val="0"/>
@@ -6992,7 +7011,7 @@
                     <pic:cNvPicPr/>
                   </pic:nvPicPr>
                   <pic:blipFill>
-                    <a:blip r:embed="rId20">
+                    <a:blip r:embed="rId23">
                       <a:extLst>
                         <a:ext uri="{28A0092B-C50C-407E-A947-70E740481C1C}">
                           <a14:useLocalDpi xmlns:a14="http://schemas.microsoft.com/office/drawing/2010/main" val="0"/>
@@ -7079,7 +7098,7 @@
                     <pic:cNvPicPr/>
                   </pic:nvPicPr>
                   <pic:blipFill>
-                    <a:blip r:embed="rId21">
+                    <a:blip r:embed="rId24">
                       <a:extLst>
                         <a:ext uri="{28A0092B-C50C-407E-A947-70E740481C1C}">
                           <a14:useLocalDpi xmlns:a14="http://schemas.microsoft.com/office/drawing/2010/main" val="0"/>
@@ -7153,7 +7172,7 @@
                     <pic:cNvPicPr/>
                   </pic:nvPicPr>
                   <pic:blipFill>
-                    <a:blip r:embed="rId22">
+                    <a:blip r:embed="rId25">
                       <a:extLst>
                         <a:ext uri="{28A0092B-C50C-407E-A947-70E740481C1C}">
                           <a14:useLocalDpi xmlns:a14="http://schemas.microsoft.com/office/drawing/2010/main" val="0"/>
@@ -7270,7 +7289,7 @@
                     <pic:cNvPicPr/>
                   </pic:nvPicPr>
                   <pic:blipFill>
-                    <a:blip r:embed="rId23">
+                    <a:blip r:embed="rId26">
                       <a:extLst>
                         <a:ext uri="{28A0092B-C50C-407E-A947-70E740481C1C}">
                           <a14:useLocalDpi xmlns:a14="http://schemas.microsoft.com/office/drawing/2010/main" val="0"/>
@@ -7339,7 +7358,7 @@
                     <pic:cNvPicPr/>
                   </pic:nvPicPr>
                   <pic:blipFill>
-                    <a:blip r:embed="rId24">
+                    <a:blip r:embed="rId27">
                       <a:extLst>
                         <a:ext uri="{28A0092B-C50C-407E-A947-70E740481C1C}">
                           <a14:useLocalDpi xmlns:a14="http://schemas.microsoft.com/office/drawing/2010/main" val="0"/>
@@ -7425,7 +7444,7 @@
                     <pic:cNvPicPr/>
                   </pic:nvPicPr>
                   <pic:blipFill>
-                    <a:blip r:embed="rId25">
+                    <a:blip r:embed="rId28">
                       <a:extLst>
                         <a:ext uri="{28A0092B-C50C-407E-A947-70E740481C1C}">
                           <a14:useLocalDpi xmlns:a14="http://schemas.microsoft.com/office/drawing/2010/main" val="0"/>
@@ -7495,7 +7514,7 @@
                     <pic:cNvPicPr/>
                   </pic:nvPicPr>
                   <pic:blipFill>
-                    <a:blip r:embed="rId26">
+                    <a:blip r:embed="rId29">
                       <a:extLst>
                         <a:ext uri="{28A0092B-C50C-407E-A947-70E740481C1C}">
                           <a14:useLocalDpi xmlns:a14="http://schemas.microsoft.com/office/drawing/2010/main" val="0"/>
@@ -7583,7 +7602,7 @@
                     <pic:cNvPicPr/>
                   </pic:nvPicPr>
                   <pic:blipFill>
-                    <a:blip r:embed="rId27">
+                    <a:blip r:embed="rId30">
                       <a:extLst>
                         <a:ext uri="{28A0092B-C50C-407E-A947-70E740481C1C}">
                           <a14:useLocalDpi xmlns:a14="http://schemas.microsoft.com/office/drawing/2010/main" val="0"/>
@@ -7650,7 +7669,7 @@
                     <pic:cNvPicPr/>
                   </pic:nvPicPr>
                   <pic:blipFill>
-                    <a:blip r:embed="rId28">
+                    <a:blip r:embed="rId31">
                       <a:extLst>
                         <a:ext uri="{28A0092B-C50C-407E-A947-70E740481C1C}">
                           <a14:useLocalDpi xmlns:a14="http://schemas.microsoft.com/office/drawing/2010/main" val="0"/>
@@ -7738,7 +7757,7 @@
                     <pic:cNvPicPr/>
                   </pic:nvPicPr>
                   <pic:blipFill>
-                    <a:blip r:embed="rId29">
+                    <a:blip r:embed="rId32">
                       <a:extLst>
                         <a:ext uri="{28A0092B-C50C-407E-A947-70E740481C1C}">
                           <a14:useLocalDpi xmlns:a14="http://schemas.microsoft.com/office/drawing/2010/main" val="0"/>
@@ -7808,7 +7827,7 @@
                     <pic:cNvPicPr/>
                   </pic:nvPicPr>
                   <pic:blipFill>
-                    <a:blip r:embed="rId30">
+                    <a:blip r:embed="rId33">
                       <a:extLst>
                         <a:ext uri="{28A0092B-C50C-407E-A947-70E740481C1C}">
                           <a14:useLocalDpi xmlns:a14="http://schemas.microsoft.com/office/drawing/2010/main" val="0"/>
@@ -7895,7 +7914,7 @@
                     <pic:cNvPicPr/>
                   </pic:nvPicPr>
                   <pic:blipFill>
-                    <a:blip r:embed="rId31">
+                    <a:blip r:embed="rId34">
                       <a:extLst>
                         <a:ext uri="{28A0092B-C50C-407E-A947-70E740481C1C}">
                           <a14:useLocalDpi xmlns:a14="http://schemas.microsoft.com/office/drawing/2010/main" val="0"/>
@@ -7974,7 +7993,7 @@
                     <pic:cNvPicPr/>
                   </pic:nvPicPr>
                   <pic:blipFill>
-                    <a:blip r:embed="rId32">
+                    <a:blip r:embed="rId35">
                       <a:extLst>
                         <a:ext uri="{28A0092B-C50C-407E-A947-70E740481C1C}">
                           <a14:useLocalDpi xmlns:a14="http://schemas.microsoft.com/office/drawing/2010/main" val="0"/>
@@ -8055,7 +8074,7 @@
                     <pic:cNvPicPr/>
                   </pic:nvPicPr>
                   <pic:blipFill>
-                    <a:blip r:embed="rId33">
+                    <a:blip r:embed="rId36">
                       <a:extLst>
                         <a:ext uri="{28A0092B-C50C-407E-A947-70E740481C1C}">
                           <a14:useLocalDpi xmlns:a14="http://schemas.microsoft.com/office/drawing/2010/main" val="0"/>
@@ -8244,7 +8263,7 @@
                     <pic:cNvPicPr/>
                   </pic:nvPicPr>
                   <pic:blipFill>
-                    <a:blip r:embed="rId34">
+                    <a:blip r:embed="rId37">
                       <a:extLst>
                         <a:ext uri="{28A0092B-C50C-407E-A947-70E740481C1C}">
                           <a14:useLocalDpi xmlns:a14="http://schemas.microsoft.com/office/drawing/2010/main" val="0"/>
@@ -8316,7 +8335,7 @@
                     <pic:cNvPicPr/>
                   </pic:nvPicPr>
                   <pic:blipFill>
-                    <a:blip r:embed="rId35">
+                    <a:blip r:embed="rId38">
                       <a:extLst>
                         <a:ext uri="{28A0092B-C50C-407E-A947-70E740481C1C}">
                           <a14:useLocalDpi xmlns:a14="http://schemas.microsoft.com/office/drawing/2010/main" val="0"/>
@@ -8435,7 +8454,7 @@
                     <pic:cNvPicPr/>
                   </pic:nvPicPr>
                   <pic:blipFill>
-                    <a:blip r:embed="rId36">
+                    <a:blip r:embed="rId39">
                       <a:extLst>
                         <a:ext uri="{28A0092B-C50C-407E-A947-70E740481C1C}">
                           <a14:useLocalDpi xmlns:a14="http://schemas.microsoft.com/office/drawing/2010/main" val="0"/>
@@ -8513,7 +8532,7 @@
                     <pic:cNvPicPr/>
                   </pic:nvPicPr>
                   <pic:blipFill>
-                    <a:blip r:embed="rId37">
+                    <a:blip r:embed="rId40">
                       <a:extLst>
                         <a:ext uri="{28A0092B-C50C-407E-A947-70E740481C1C}">
                           <a14:useLocalDpi xmlns:a14="http://schemas.microsoft.com/office/drawing/2010/main" val="0"/>
@@ -8648,7 +8667,7 @@
                     <pic:cNvPicPr/>
                   </pic:nvPicPr>
                   <pic:blipFill>
-                    <a:blip r:embed="rId38">
+                    <a:blip r:embed="rId41">
                       <a:extLst>
                         <a:ext uri="{28A0092B-C50C-407E-A947-70E740481C1C}">
                           <a14:useLocalDpi xmlns:a14="http://schemas.microsoft.com/office/drawing/2010/main" val="0"/>
@@ -8742,7 +8761,7 @@
                     <pic:cNvPicPr/>
                   </pic:nvPicPr>
                   <pic:blipFill>
-                    <a:blip r:embed="rId39">
+                    <a:blip r:embed="rId42">
                       <a:extLst>
                         <a:ext uri="{28A0092B-C50C-407E-A947-70E740481C1C}">
                           <a14:useLocalDpi xmlns:a14="http://schemas.microsoft.com/office/drawing/2010/main" val="0"/>
@@ -8903,7 +8922,7 @@
                     <pic:cNvPicPr/>
                   </pic:nvPicPr>
                   <pic:blipFill>
-                    <a:blip r:embed="rId40">
+                    <a:blip r:embed="rId43">
                       <a:extLst>
                         <a:ext uri="{28A0092B-C50C-407E-A947-70E740481C1C}">
                           <a14:useLocalDpi xmlns:a14="http://schemas.microsoft.com/office/drawing/2010/main" val="0"/>
@@ -8970,7 +8989,7 @@
                     <pic:cNvPicPr/>
                   </pic:nvPicPr>
                   <pic:blipFill>
-                    <a:blip r:embed="rId41">
+                    <a:blip r:embed="rId44">
                       <a:extLst>
                         <a:ext uri="{28A0092B-C50C-407E-A947-70E740481C1C}">
                           <a14:useLocalDpi xmlns:a14="http://schemas.microsoft.com/office/drawing/2010/main" val="0"/>
@@ -9040,7 +9059,7 @@
                     <pic:cNvPicPr/>
                   </pic:nvPicPr>
                   <pic:blipFill>
-                    <a:blip r:embed="rId42">
+                    <a:blip r:embed="rId45">
                       <a:extLst>
                         <a:ext uri="{28A0092B-C50C-407E-A947-70E740481C1C}">
                           <a14:useLocalDpi xmlns:a14="http://schemas.microsoft.com/office/drawing/2010/main" val="0"/>
@@ -9092,6 +9111,56 @@
     </w:sectPr>
   </w:body>
 </w:document>
+</file>
+
+<file path=word/endnotes.xml><?xml version="1.0" encoding="utf-8"?>
+<w:endnotes xmlns:wpc="http://schemas.microsoft.com/office/word/2010/wordprocessingCanvas" xmlns:cx="http://schemas.microsoft.com/office/drawing/2014/chartex" xmlns:cx1="http://schemas.microsoft.com/office/drawing/2015/9/8/chartex" xmlns:cx2="http://schemas.microsoft.com/office/drawing/2015/10/21/chartex" xmlns:cx3="http://schemas.microsoft.com/office/drawing/2016/5/9/chartex" xmlns:cx4="http://schemas.microsoft.com/office/drawing/2016/5/10/chartex" xmlns:cx5="http://schemas.microsoft.com/office/drawing/2016/5/11/chartex" xmlns:cx6="http://schemas.microsoft.com/office/drawing/2016/5/12/chartex" xmlns:cx7="http://schemas.microsoft.com/office/drawing/2016/5/13/chartex" xmlns:cx8="http://schemas.microsoft.com/office/drawing/2016/5/14/chartex" xmlns:mc="http://schemas.openxmlformats.org/markup-compatibility/2006" xmlns:aink="http://schemas.microsoft.com/office/drawing/2016/ink" xmlns:am3d="http://schemas.microsoft.com/office/drawing/2017/model3d" xmlns:o="urn:schemas-microsoft-com:office:office" xmlns:oel="http://schemas.microsoft.com/office/2019/extlst" xmlns:r="http://schemas.openxmlformats.org/officeDocument/2006/relationships" xmlns:m="http://schemas.openxmlformats.org/officeDocument/2006/math" xmlns:v="urn:schemas-microsoft-com:vml" xmlns:wp14="http://schemas.microsoft.com/office/word/2010/wordprocessingDrawing" xmlns:wp="http://schemas.openxmlformats.org/drawingml/2006/wordprocessingDrawing" xmlns:w10="urn:schemas-microsoft-com:office:word" xmlns:w="http://schemas.openxmlformats.org/wordprocessingml/2006/main" xmlns:w14="http://schemas.microsoft.com/office/word/2010/wordml" xmlns:w15="http://schemas.microsoft.com/office/word/2012/wordml" xmlns:w16cex="http://schemas.microsoft.com/office/word/2018/wordml/cex" xmlns:w16cid="http://schemas.microsoft.com/office/word/2016/wordml/cid" xmlns:w16="http://schemas.microsoft.com/office/word/2018/wordml" xmlns:w16du="http://schemas.microsoft.com/office/word/2023/wordml/word16du" xmlns:w16sdtdh="http://schemas.microsoft.com/office/word/2020/wordml/sdtdatahash" xmlns:w16sdtfl="http://schemas.microsoft.com/office/word/2024/wordml/sdtformatlock" xmlns:w16se="http://schemas.microsoft.com/office/word/2015/wordml/symex" xmlns:wpg="http://schemas.microsoft.com/office/word/2010/wordprocessingGroup" xmlns:wpi="http://schemas.microsoft.com/office/word/2010/wordprocessingInk" xmlns:wne="http://schemas.microsoft.com/office/word/2006/wordml" xmlns:wps="http://schemas.microsoft.com/office/word/2010/wordprocessingShape" mc:Ignorable="w14 w15 w16se w16cid w16 w16cex w16sdtdh w16sdtfl w16du wp14">
+  <w:endnote w:type="separator" w:id="-1">
+    <w:p>
+      <w:pPr>
+        <w:spacing w:after="0" w:line="240" w:lineRule="auto"/>
+      </w:pPr>
+      <w:r>
+        <w:separator/>
+      </w:r>
+    </w:p>
+  </w:endnote>
+  <w:endnote w:type="continuationSeparator" w:id="0">
+    <w:p>
+      <w:pPr>
+        <w:spacing w:after="0" w:line="240" w:lineRule="auto"/>
+      </w:pPr>
+      <w:r>
+        <w:continuationSeparator/>
+      </w:r>
+    </w:p>
+  </w:endnote>
+</w:endnotes>
+</file>
+
+<file path=word/footnotes.xml><?xml version="1.0" encoding="utf-8"?>
+<w:footnotes xmlns:wpc="http://schemas.microsoft.com/office/word/2010/wordprocessingCanvas" xmlns:cx="http://schemas.microsoft.com/office/drawing/2014/chartex" xmlns:cx1="http://schemas.microsoft.com/office/drawing/2015/9/8/chartex" xmlns:cx2="http://schemas.microsoft.com/office/drawing/2015/10/21/chartex" xmlns:cx3="http://schemas.microsoft.com/office/drawing/2016/5/9/chartex" xmlns:cx4="http://schemas.microsoft.com/office/drawing/2016/5/10/chartex" xmlns:cx5="http://schemas.microsoft.com/office/drawing/2016/5/11/chartex" xmlns:cx6="http://schemas.microsoft.com/office/drawing/2016/5/12/chartex" xmlns:cx7="http://schemas.microsoft.com/office/drawing/2016/5/13/chartex" xmlns:cx8="http://schemas.microsoft.com/office/drawing/2016/5/14/chartex" xmlns:mc="http://schemas.openxmlformats.org/markup-compatibility/2006" xmlns:aink="http://schemas.microsoft.com/office/drawing/2016/ink" xmlns:am3d="http://schemas.microsoft.com/office/drawing/2017/model3d" xmlns:o="urn:schemas-microsoft-com:office:office" xmlns:oel="http://schemas.microsoft.com/office/2019/extlst" xmlns:r="http://schemas.openxmlformats.org/officeDocument/2006/relationships" xmlns:m="http://schemas.openxmlformats.org/officeDocument/2006/math" xmlns:v="urn:schemas-microsoft-com:vml" xmlns:wp14="http://schemas.microsoft.com/office/word/2010/wordprocessingDrawing" xmlns:wp="http://schemas.openxmlformats.org/drawingml/2006/wordprocessingDrawing" xmlns:w10="urn:schemas-microsoft-com:office:word" xmlns:w="http://schemas.openxmlformats.org/wordprocessingml/2006/main" xmlns:w14="http://schemas.microsoft.com/office/word/2010/wordml" xmlns:w15="http://schemas.microsoft.com/office/word/2012/wordml" xmlns:w16cex="http://schemas.microsoft.com/office/word/2018/wordml/cex" xmlns:w16cid="http://schemas.microsoft.com/office/word/2016/wordml/cid" xmlns:w16="http://schemas.microsoft.com/office/word/2018/wordml" xmlns:w16du="http://schemas.microsoft.com/office/word/2023/wordml/word16du" xmlns:w16sdtdh="http://schemas.microsoft.com/office/word/2020/wordml/sdtdatahash" xmlns:w16sdtfl="http://schemas.microsoft.com/office/word/2024/wordml/sdtformatlock" xmlns:w16se="http://schemas.microsoft.com/office/word/2015/wordml/symex" xmlns:wpg="http://schemas.microsoft.com/office/word/2010/wordprocessingGroup" xmlns:wpi="http://schemas.microsoft.com/office/word/2010/wordprocessingInk" xmlns:wne="http://schemas.microsoft.com/office/word/2006/wordml" xmlns:wps="http://schemas.microsoft.com/office/word/2010/wordprocessingShape" mc:Ignorable="w14 w15 w16se w16cid w16 w16cex w16sdtdh w16sdtfl w16du wp14">
+  <w:footnote w:type="separator" w:id="-1">
+    <w:p>
+      <w:pPr>
+        <w:spacing w:after="0" w:line="240" w:lineRule="auto"/>
+      </w:pPr>
+      <w:r>
+        <w:separator/>
+      </w:r>
+    </w:p>
+  </w:footnote>
+  <w:footnote w:type="continuationSeparator" w:id="0">
+    <w:p>
+      <w:pPr>
+        <w:spacing w:after="0" w:line="240" w:lineRule="auto"/>
+      </w:pPr>
+      <w:r>
+        <w:continuationSeparator/>
+      </w:r>
+    </w:p>
+  </w:footnote>
+</w:footnotes>
 </file>
 
 <file path=word/numbering.xml><?xml version="1.0" encoding="utf-8"?>
@@ -15293,6 +15362,70 @@
     <w:basedOn w:val="DefaultParagraphFont"/>
     <w:rsid w:val="008218CD"/>
   </w:style>
+  <w:style w:type="character" w:styleId="UnresolvedMention">
+    <w:name w:val="Unresolved Mention"/>
+    <w:basedOn w:val="DefaultParagraphFont"/>
+    <w:uiPriority w:val="99"/>
+    <w:semiHidden/>
+    <w:unhideWhenUsed/>
+    <w:rsid w:val="00E863A9"/>
+    <w:rPr>
+      <w:color w:val="605E5C"/>
+      <w:shd w:val="clear" w:color="auto" w:fill="E1DFDD"/>
+    </w:rPr>
+  </w:style>
+  <w:style w:type="paragraph" w:styleId="Header">
+    <w:name w:val="header"/>
+    <w:basedOn w:val="Normal"/>
+    <w:link w:val="HeaderChar"/>
+    <w:uiPriority w:val="99"/>
+    <w:unhideWhenUsed/>
+    <w:rsid w:val="00E863A9"/>
+    <w:pPr>
+      <w:tabs>
+        <w:tab w:val="center" w:pos="4513"/>
+        <w:tab w:val="right" w:pos="9026"/>
+      </w:tabs>
+      <w:spacing w:after="0" w:line="240" w:lineRule="auto"/>
+    </w:pPr>
+  </w:style>
+  <w:style w:type="character" w:customStyle="1" w:styleId="HeaderChar">
+    <w:name w:val="Header Char"/>
+    <w:basedOn w:val="DefaultParagraphFont"/>
+    <w:link w:val="Header"/>
+    <w:uiPriority w:val="99"/>
+    <w:rsid w:val="00E863A9"/>
+    <w:rPr>
+      <w:rFonts w:ascii="Times New Roman" w:eastAsia="Times New Roman" w:hAnsi="Times New Roman" w:cs="Times New Roman"/>
+      <w:color w:val="000000"/>
+    </w:rPr>
+  </w:style>
+  <w:style w:type="paragraph" w:styleId="Footer">
+    <w:name w:val="footer"/>
+    <w:basedOn w:val="Normal"/>
+    <w:link w:val="FooterChar"/>
+    <w:uiPriority w:val="99"/>
+    <w:unhideWhenUsed/>
+    <w:rsid w:val="00E863A9"/>
+    <w:pPr>
+      <w:tabs>
+        <w:tab w:val="center" w:pos="4513"/>
+        <w:tab w:val="right" w:pos="9026"/>
+      </w:tabs>
+      <w:spacing w:after="0" w:line="240" w:lineRule="auto"/>
+    </w:pPr>
+  </w:style>
+  <w:style w:type="character" w:customStyle="1" w:styleId="FooterChar">
+    <w:name w:val="Footer Char"/>
+    <w:basedOn w:val="DefaultParagraphFont"/>
+    <w:link w:val="Footer"/>
+    <w:uiPriority w:val="99"/>
+    <w:rsid w:val="00E863A9"/>
+    <w:rPr>
+      <w:rFonts w:ascii="Times New Roman" w:eastAsia="Times New Roman" w:hAnsi="Times New Roman" w:cs="Times New Roman"/>
+      <w:color w:val="000000"/>
+    </w:rPr>
+  </w:style>
 </w:styles>
 </file>
 
